--- a/generated/sources/reports/customer_care_quality/CCQ_Monthly_Report_2026-09_rev1.2.docx
+++ b/generated/sources/reports/customer_care_quality/CCQ_Monthly_Report_2026-09_rev1.2.docx
@@ -32,7 +32,7 @@
         <w:pStyle w:val="ListBullet"/>
       </w:pPr>
       <w:r>
-        <w:t>TIB (gilet uomo, piumino laqué): difetto sul cursore della zip (slider) sulle consegne da metà agosto, lotto di produzione 2026-07. Tasso di difettosità 42% nel periodo 28/09-11/10 (295 resi DEF su 697 capi venduti nello stesso periodo). Proposta: STOP-SALE immediato del lotto 2026-07 e richiamo in negozio.</w:t>
+        <w:t>VEL (gilet uomo, piumino laqué): difetto sul cursore della zip (slider) sulle consegne da metà agosto, lotto di produzione 2026-07. Tasso di difettosità 42% nel periodo 28/09-11/10 (295 resi DEF su 697 capi venduti nello stesso periodo). Proposta: STOP-SALE immediato del lotto 2026-07 e richiamo in negozio.</w:t>
       </w:r>
     </w:p>
     <w:p>
@@ -40,7 +40,7 @@
         <w:pStyle w:val="ListBullet"/>
       </w:pPr>
       <w:r>
-        <w:t>ARNEB (parka uomo FW26): vestibilità abbondante, exchange rate 9% a settembre. Indicazione ai negozi: consigliare una taglia in meno.</w:t>
+        <w:t>ARTEM (parka uomo FW26): vestibilità abbondante, exchange rate 9% a settembre. Indicazione ai negozi: consigliare una taglia in meno.</w:t>
       </w:r>
     </w:p>
     <w:p>
@@ -48,7 +48,7 @@
         <w:pStyle w:val="ListBullet"/>
       </w:pPr>
       <w:r>
-        <w:t>Resi totali settembre: tasso medio 3.2% (unità), in linea con la stagione salvo TIB.</w:t>
+        <w:t>Resi totali settembre: tasso medio 3.2% (unità), in linea con la stagione salvo VEL.</w:t>
       </w:r>
     </w:p>
     <w:p>
@@ -56,7 +56,7 @@
         <w:pStyle w:val="ListBullet"/>
       </w:pPr>
       <w:r>
-        <w:t>Contatti customer care in aumento (+38% vs agosto), trainati da richieste di disponibilità (ILVARO rosa, MAIRE nero) e reclami TIB.</w:t>
+        <w:t>Contatti customer care in aumento (+38% vs agosto), trainati da richieste di disponibilità (IRIDIA rosa, AUREA nero) e reclami VEL.</w:t>
       </w:r>
     </w:p>
     <w:p>
@@ -64,12 +64,12 @@
         <w:pStyle w:val="Heading1"/>
       </w:pPr>
       <w:r>
-        <w:t>2. TIB - zipper slider defect</w:t>
+        <w:t>2. VEL - zipper slider defect</w:t>
       </w:r>
     </w:p>
     <w:p>
       <w:r>
-        <w:t>Dal 28/09 i negozi registrano resi con codice motivo DEF (difetto) sul TIB: il cursore si apre/si sfila dopo pochi utilizzi. I capi coinvolti appartengono alle consegne DC -&gt; negozi dal 15/08 (lotto 2026-07, fornitore accessori metallici 'Officine Cursori S.r.l.'). Analisi di laboratorio su 24 capi resi: 21 con lega del cursore fuori specifica (durezza).</w:t>
+        <w:t>Dal 28/09 i negozi registrano resi con codice motivo DEF (difetto) sul VEL: il cursore si apre/si sfila dopo pochi utilizzi. I capi coinvolti appartengono alle consegne DC -&gt; negozi dal 15/08 (lotto 2026-07, fornitore accessori metallici 'Officine Cursori S.r.l.'). Analisi di laboratorio su 24 capi resi: 21 con lega del cursore fuori specifica (durezza).</w:t>
       </w:r>
     </w:p>
     <w:p>
@@ -247,7 +247,7 @@
           </w:tcPr>
           <w:p>
             <w:r>
-              <w:t>Capi TIB venduti 28/09-11/10</w:t>
+              <w:t>Capi VEL venduti 28/09-11/10</w:t>
             </w:r>
           </w:p>
         </w:tc>
@@ -313,7 +313,7 @@
           </w:tcPr>
           <w:p>
             <w:r>
-              <w:t>Capi TIB consegnati ai negozi dal 15/08</w:t>
+              <w:t>Capi VEL consegnati ai negozi dal 15/08</w:t>
             </w:r>
           </w:p>
         </w:tc>
@@ -359,7 +359,7 @@
     </w:p>
     <w:p>
       <w:r>
-        <w:t>Customer care: 212 contatti su TIB in 2 settimane (email 118, telefono 61, chat 19, social 14). Post Instagram/小红书 con foto della zip rotta, sentiment negativo limitato.</w:t>
+        <w:t>Customer care: 212 contatti su VEL in 2 settimane (email 118, telefono 61, chat 19, social 14). Post Instagram/小红书 con foto della zip rotta, sentiment negativo limitato.</w:t>
       </w:r>
     </w:p>
     <w:p>
@@ -367,12 +367,12 @@
         <w:pStyle w:val="Heading1"/>
       </w:pPr>
       <w:r>
-        <w:t>3. ARNEB - size &amp; fit</w:t>
+        <w:t>3. ARTEM - size &amp; fit</w:t>
       </w:r>
     </w:p>
     <w:p>
       <w:r>
-        <w:t>Settembre: 44 resi/cambi per taglia su 464 scontrini con ARNEB = 9.5% (exchange rate). Il 57% dei casi si chiude con cambio taglia (non perdita di vendita). Feedback: maniche lunghe, spalle larghe; i negozi consigliano una taglia in meno. Richiesta al prodotto di rivedere la tabella taglie online.</w:t>
+        <w:t>Settembre: 44 resi/cambi per taglia su 464 scontrini con ARTEM = 9.5% (exchange rate). Il 57% dei casi si chiude con cambio taglia (non perdita di vendita). Feedback: maniche lunghe, spalle larghe; i negozi consigliano una taglia in meno. Richiesta al prodotto di rivedere la tabella taglie online.</w:t>
       </w:r>
     </w:p>
     <w:p>
@@ -765,7 +765,7 @@
           </w:tcPr>
           <w:p>
             <w:r>
-              <w:t xml:space="preserve">  di cui TIB zip</w:t>
+              <w:t xml:space="preserve">  di cui VEL zip</w:t>
             </w:r>
           </w:p>
         </w:tc>
@@ -930,7 +930,7 @@
     <w:p/>
     <w:p>
       <w:r>
-        <w:t>Picco di richieste di disponibilità dal 02/10: ILVARO powder pink (Asia, ma anche clienti europei che hanno visto le foto della sfilata) e MAIRE nero (clienti coreani in Francia e Italia).</w:t>
+        <w:t>Picco di richieste di disponibilità dal 02/10: IRIDIA powder pink (Asia, ma anche clienti europei che hanno visto le foto della sfilata) e AUREA nero (clienti coreani in Francia e Italia).</w:t>
       </w:r>
     </w:p>
     <w:p>
@@ -954,7 +954,7 @@
         <w:pStyle w:val="ListBullet"/>
       </w:pPr>
       <w:r>
-        <w:t>Exchange rate ARNEB = resi motivo SIZE o EXCHANGE_SIZE / numero di scontrini contenenti ARNEB nel mese.</w:t>
+        <w:t>Exchange rate ARTEM = resi motivo SIZE o EXCHANGE_SIZE / numero di scontrini contenenti ARTEM nel mese.</w:t>
       </w:r>
     </w:p>
     <w:p>
@@ -1012,7 +1012,7 @@
         <w:color w:val="808080"/>
         <w:sz w:val="16"/>
       </w:rPr>
-      <w:t>Moncler S.p.A. - Quality Assurance &amp; Customer Care          Rev. 1.2 - 13/10/2026</w:t>
+      <w:t>Valentino S.p.A. - Quality Assurance &amp; Customer Care          Rev. 1.2 - 13/10/2026</w:t>
     </w:r>
   </w:p>
 </w:hdr>
